--- a/Vakken/Crossmedia/Illu & Foto I/Les 4/Les4.docx
+++ b/Vakken/Crossmedia/Illu & Foto I/Les 4/Les4.docx
@@ -994,7 +994,21 @@
         <w:rPr>
           <w:lang w:val="en-GB"/>
         </w:rPr>
-        <w:t>Adobe color wheel</w:t>
+        <w:t xml:space="preserve">Adobe </w:t>
+      </w:r>
+      <w:proofErr w:type="spellStart"/>
+      <w:r>
+        <w:rPr>
+          <w:lang w:val="en-GB"/>
+        </w:rPr>
+        <w:t>color</w:t>
+      </w:r>
+      <w:proofErr w:type="spellEnd"/>
+      <w:r>
+        <w:rPr>
+          <w:lang w:val="en-GB"/>
+        </w:rPr>
+        <w:t xml:space="preserve"> wheel</w:t>
       </w:r>
     </w:p>
     <w:p>
@@ -1657,13 +1671,41 @@
         <w:rPr>
           <w:lang w:val="en-GB"/>
         </w:rPr>
-        <w:t xml:space="preserve">Object &gt; compound path (samengesteld pad) </w:t>
-      </w:r>
-      <w:r>
-        <w:rPr>
-          <w:lang w:val="en-GB"/>
-        </w:rPr>
-        <w:t xml:space="preserve"> &gt; Make</w:t>
+        <w:t>Object &gt; compound path (</w:t>
+      </w:r>
+      <w:proofErr w:type="spellStart"/>
+      <w:r>
+        <w:rPr>
+          <w:lang w:val="en-GB"/>
+        </w:rPr>
+        <w:t>samengesteld</w:t>
+      </w:r>
+      <w:proofErr w:type="spellEnd"/>
+      <w:r>
+        <w:rPr>
+          <w:lang w:val="en-GB"/>
+        </w:rPr>
+        <w:t xml:space="preserve"> </w:t>
+      </w:r>
+      <w:proofErr w:type="gramStart"/>
+      <w:r>
+        <w:rPr>
+          <w:lang w:val="en-GB"/>
+        </w:rPr>
+        <w:t xml:space="preserve">pad) </w:t>
+      </w:r>
+      <w:r>
+        <w:rPr>
+          <w:lang w:val="en-GB"/>
+        </w:rPr>
+        <w:t xml:space="preserve"> &gt;</w:t>
+      </w:r>
+      <w:proofErr w:type="gramEnd"/>
+      <w:r>
+        <w:rPr>
+          <w:lang w:val="en-GB"/>
+        </w:rPr>
+        <w:t xml:space="preserve"> Make</w:t>
       </w:r>
     </w:p>
     <w:p>
@@ -1910,6 +1952,7 @@
       </w:pPr>
       <w:r>
         <w:rPr>
+          <w:noProof/>
           <w:lang w:val="en-GB"/>
         </w:rPr>
         <w:lastRenderedPageBreak/>
@@ -2035,6 +2078,7 @@
       </w:pPr>
       <w:r>
         <w:rPr>
+          <w:noProof/>
           <w:lang w:val="en-GB"/>
         </w:rPr>
         <w:drawing>
@@ -2101,6 +2145,7 @@
       </w:pPr>
       <w:r>
         <w:rPr>
+          <w:noProof/>
           <w:lang w:val="en-GB"/>
         </w:rPr>
         <w:lastRenderedPageBreak/>
@@ -2149,6 +2194,7 @@
       </w:pPr>
       <w:r>
         <w:rPr>
+          <w:noProof/>
           <w:lang w:val="en-GB"/>
         </w:rPr>
         <w:lastRenderedPageBreak/>
@@ -2210,6 +2256,7 @@
       </w:pPr>
       <w:r>
         <w:rPr>
+          <w:noProof/>
           <w:lang w:val="en-GB"/>
         </w:rPr>
         <w:lastRenderedPageBreak/>
@@ -2258,6 +2305,7 @@
       </w:pPr>
       <w:r>
         <w:rPr>
+          <w:noProof/>
           <w:lang w:val="en-GB"/>
         </w:rPr>
         <w:lastRenderedPageBreak/>
@@ -2305,6 +2353,7 @@
           <w:lang w:val="en-GB"/>
         </w:rPr>
       </w:pPr>
+      <w:proofErr w:type="spellStart"/>
       <w:r>
         <w:rPr>
           <w:lang w:val="en-GB"/>
@@ -2312,15 +2361,17 @@
         <w:lastRenderedPageBreak/>
         <w:t>Recolor</w:t>
       </w:r>
-    </w:p>
-    <w:p>
-      <w:pPr>
-        <w:rPr>
-          <w:lang w:val="en-GB"/>
-        </w:rPr>
-      </w:pPr>
-      <w:r>
-        <w:rPr>
+      <w:proofErr w:type="spellEnd"/>
+    </w:p>
+    <w:p>
+      <w:pPr>
+        <w:rPr>
+          <w:lang w:val="en-GB"/>
+        </w:rPr>
+      </w:pPr>
+      <w:r>
+        <w:rPr>
+          <w:noProof/>
           <w:lang w:val="en-GB"/>
         </w:rPr>
         <w:drawing>
@@ -2370,17 +2421,46 @@
         <w:rPr>
           <w:lang w:val="en-GB"/>
         </w:rPr>
-        <w:t>Edit &gt; Edit color &gt; Recolor artwork</w:t>
-      </w:r>
-    </w:p>
-    <w:p>
-      <w:pPr>
-        <w:rPr>
-          <w:lang w:val="en-GB"/>
-        </w:rPr>
-      </w:pPr>
-      <w:r>
-        <w:rPr>
+        <w:t xml:space="preserve">Edit &gt; Edit </w:t>
+      </w:r>
+      <w:proofErr w:type="spellStart"/>
+      <w:r>
+        <w:rPr>
+          <w:lang w:val="en-GB"/>
+        </w:rPr>
+        <w:t>color</w:t>
+      </w:r>
+      <w:proofErr w:type="spellEnd"/>
+      <w:r>
+        <w:rPr>
+          <w:lang w:val="en-GB"/>
+        </w:rPr>
+        <w:t xml:space="preserve"> &gt; </w:t>
+      </w:r>
+      <w:proofErr w:type="spellStart"/>
+      <w:r>
+        <w:rPr>
+          <w:lang w:val="en-GB"/>
+        </w:rPr>
+        <w:t>Recolor</w:t>
+      </w:r>
+      <w:proofErr w:type="spellEnd"/>
+      <w:r>
+        <w:rPr>
+          <w:lang w:val="en-GB"/>
+        </w:rPr>
+        <w:t xml:space="preserve"> artwork</w:t>
+      </w:r>
+    </w:p>
+    <w:p>
+      <w:pPr>
+        <w:rPr>
+          <w:lang w:val="en-GB"/>
+        </w:rPr>
+      </w:pPr>
+      <w:r>
+        <w:rPr>
+          <w:noProof/>
           <w:lang w:val="en-GB"/>
         </w:rPr>
         <w:lastRenderedPageBreak/>
@@ -2431,17 +2511,26 @@
         <w:rPr>
           <w:lang w:val="en-GB"/>
         </w:rPr>
-        <w:t>Color wheel aanpassen</w:t>
-      </w:r>
-    </w:p>
-    <w:p>
-      <w:pPr>
-        <w:rPr>
-          <w:lang w:val="en-GB"/>
-        </w:rPr>
-      </w:pPr>
-      <w:r>
-        <w:rPr>
+        <w:t xml:space="preserve">Color wheel </w:t>
+      </w:r>
+      <w:proofErr w:type="spellStart"/>
+      <w:r>
+        <w:rPr>
+          <w:lang w:val="en-GB"/>
+        </w:rPr>
+        <w:t>aanpassen</w:t>
+      </w:r>
+      <w:proofErr w:type="spellEnd"/>
+    </w:p>
+    <w:p>
+      <w:pPr>
+        <w:rPr>
+          <w:lang w:val="en-GB"/>
+        </w:rPr>
+      </w:pPr>
+      <w:r>
+        <w:rPr>
+          <w:noProof/>
           <w:lang w:val="en-GB"/>
         </w:rPr>
         <w:lastRenderedPageBreak/>
@@ -2490,6 +2579,7 @@
       </w:pPr>
       <w:r>
         <w:rPr>
+          <w:noProof/>
           <w:lang w:val="en-GB"/>
         </w:rPr>
         <w:drawing>
@@ -2572,6 +2662,7 @@
       </w:pPr>
       <w:r>
         <w:rPr>
+          <w:noProof/>
           <w:lang w:val="en-GB"/>
         </w:rPr>
         <w:drawing>
@@ -2619,6 +2710,7 @@
       </w:pPr>
       <w:r>
         <w:rPr>
+          <w:noProof/>
           <w:lang w:val="en-GB"/>
         </w:rPr>
         <w:drawing>
@@ -2666,6 +2758,7 @@
       </w:pPr>
       <w:r>
         <w:rPr>
+          <w:noProof/>
           <w:lang w:val="en-GB"/>
         </w:rPr>
         <w:drawing>
@@ -2713,6 +2806,7 @@
       </w:pPr>
       <w:r>
         <w:rPr>
+          <w:noProof/>
           <w:lang w:val="en-GB"/>
         </w:rPr>
         <w:lastRenderedPageBreak/>
@@ -2754,6 +2848,7 @@
       </w:r>
       <w:r>
         <w:rPr>
+          <w:noProof/>
           <w:lang w:val="en-GB"/>
         </w:rPr>
         <w:drawing>
@@ -2802,16 +2897,164 @@
     </w:p>
     <w:p>
       <w:pPr>
-        <w:pStyle w:val="Title"/>
-        <w:rPr>
-          <w:lang w:val="en-GB"/>
-        </w:rPr>
-      </w:pPr>
-      <w:r>
-        <w:rPr>
-          <w:lang w:val="en-GB"/>
-        </w:rPr>
-        <w:t>OPDRACHT MAKEN IDK WAT</w:t>
+        <w:pStyle w:val="Heading1"/>
+        <w:rPr>
+          <w:lang w:val="en-GB"/>
+        </w:rPr>
+      </w:pPr>
+      <w:r>
+        <w:rPr>
+          <w:lang w:val="en-GB"/>
+        </w:rPr>
+        <w:lastRenderedPageBreak/>
+        <w:t xml:space="preserve">Opdracht make your own </w:t>
+      </w:r>
+      <w:r>
+        <w:rPr>
+          <w:lang w:val="en-GB"/>
+        </w:rPr>
+        <w:t>Picasso</w:t>
+      </w:r>
+    </w:p>
+    <w:p>
+      <w:pPr>
+        <w:rPr>
+          <w:lang w:val="en-GB"/>
+        </w:rPr>
+      </w:pPr>
+      <w:r>
+        <w:rPr>
+          <w:lang w:val="en-GB"/>
+        </w:rPr>
+        <w:lastRenderedPageBreak/>
+        <w:drawing>
+          <wp:inline distT="0" distB="0" distL="0" distR="0" wp14:anchorId="336C523E" wp14:editId="0C473C08">
+            <wp:extent cx="5630061" cy="7440063"/>
+            <wp:effectExtent l="0" t="0" r="8890" b="8890"/>
+            <wp:docPr id="1418135050" name="Picture 1" descr="A screenshot of a drawing&#10;&#10;AI-generated content may be incorrect."/>
+            <wp:cNvGraphicFramePr>
+              <a:graphicFrameLocks xmlns:a="http://schemas.openxmlformats.org/drawingml/2006/main" noChangeAspect="1"/>
+            </wp:cNvGraphicFramePr>
+            <a:graphic xmlns:a="http://schemas.openxmlformats.org/drawingml/2006/main">
+              <a:graphicData uri="http://schemas.openxmlformats.org/drawingml/2006/picture">
+                <pic:pic xmlns:pic="http://schemas.openxmlformats.org/drawingml/2006/picture">
+                  <pic:nvPicPr>
+                    <pic:cNvPr id="1418135050" name="Picture 1" descr="A screenshot of a drawing&#10;&#10;AI-generated content may be incorrect."/>
+                    <pic:cNvPicPr/>
+                  </pic:nvPicPr>
+                  <pic:blipFill>
+                    <a:blip r:embed="rId54"/>
+                    <a:stretch>
+                      <a:fillRect/>
+                    </a:stretch>
+                  </pic:blipFill>
+                  <pic:spPr>
+                    <a:xfrm>
+                      <a:off x="0" y="0"/>
+                      <a:ext cx="5630061" cy="7440063"/>
+                    </a:xfrm>
+                    <a:prstGeom prst="rect">
+                      <a:avLst/>
+                    </a:prstGeom>
+                  </pic:spPr>
+                </pic:pic>
+              </a:graphicData>
+            </a:graphic>
+          </wp:inline>
+        </w:drawing>
+      </w:r>
+      <w:r>
+        <w:rPr>
+          <w:lang w:val="en-GB"/>
+        </w:rPr>
+        <w:lastRenderedPageBreak/>
+        <w:drawing>
+          <wp:inline distT="0" distB="0" distL="0" distR="0" wp14:anchorId="6FABA755" wp14:editId="1209B0B8">
+            <wp:extent cx="5725324" cy="7001852"/>
+            <wp:effectExtent l="0" t="0" r="8890" b="8890"/>
+            <wp:docPr id="1478252570" name="Picture 1" descr="A drawing of a person holding a baby&#10;&#10;AI-generated content may be incorrect."/>
+            <wp:cNvGraphicFramePr>
+              <a:graphicFrameLocks xmlns:a="http://schemas.openxmlformats.org/drawingml/2006/main" noChangeAspect="1"/>
+            </wp:cNvGraphicFramePr>
+            <a:graphic xmlns:a="http://schemas.openxmlformats.org/drawingml/2006/main">
+              <a:graphicData uri="http://schemas.openxmlformats.org/drawingml/2006/picture">
+                <pic:pic xmlns:pic="http://schemas.openxmlformats.org/drawingml/2006/picture">
+                  <pic:nvPicPr>
+                    <pic:cNvPr id="1478252570" name="Picture 1" descr="A drawing of a person holding a baby&#10;&#10;AI-generated content may be incorrect."/>
+                    <pic:cNvPicPr/>
+                  </pic:nvPicPr>
+                  <pic:blipFill>
+                    <a:blip r:embed="rId55"/>
+                    <a:stretch>
+                      <a:fillRect/>
+                    </a:stretch>
+                  </pic:blipFill>
+                  <pic:spPr>
+                    <a:xfrm>
+                      <a:off x="0" y="0"/>
+                      <a:ext cx="5725324" cy="7001852"/>
+                    </a:xfrm>
+                    <a:prstGeom prst="rect">
+                      <a:avLst/>
+                    </a:prstGeom>
+                  </pic:spPr>
+                </pic:pic>
+              </a:graphicData>
+            </a:graphic>
+          </wp:inline>
+        </w:drawing>
+      </w:r>
+      <w:r>
+        <w:rPr>
+          <w:lang w:val="en-GB"/>
+        </w:rPr>
+        <w:lastRenderedPageBreak/>
+        <w:drawing>
+          <wp:inline distT="0" distB="0" distL="0" distR="0" wp14:anchorId="70AA7DF8" wp14:editId="0B14E16F">
+            <wp:extent cx="5731510" cy="5423535"/>
+            <wp:effectExtent l="0" t="0" r="2540" b="5715"/>
+            <wp:docPr id="807611953" name="Picture 1" descr="A drawing of a person sitting on a chair&#10;&#10;AI-generated content may be incorrect."/>
+            <wp:cNvGraphicFramePr>
+              <a:graphicFrameLocks xmlns:a="http://schemas.openxmlformats.org/drawingml/2006/main" noChangeAspect="1"/>
+            </wp:cNvGraphicFramePr>
+            <a:graphic xmlns:a="http://schemas.openxmlformats.org/drawingml/2006/main">
+              <a:graphicData uri="http://schemas.openxmlformats.org/drawingml/2006/picture">
+                <pic:pic xmlns:pic="http://schemas.openxmlformats.org/drawingml/2006/picture">
+                  <pic:nvPicPr>
+                    <pic:cNvPr id="807611953" name="Picture 1" descr="A drawing of a person sitting on a chair&#10;&#10;AI-generated content may be incorrect."/>
+                    <pic:cNvPicPr/>
+                  </pic:nvPicPr>
+                  <pic:blipFill>
+                    <a:blip r:embed="rId56"/>
+                    <a:stretch>
+                      <a:fillRect/>
+                    </a:stretch>
+                  </pic:blipFill>
+                  <pic:spPr>
+                    <a:xfrm>
+                      <a:off x="0" y="0"/>
+                      <a:ext cx="5731510" cy="5423535"/>
+                    </a:xfrm>
+                    <a:prstGeom prst="rect">
+                      <a:avLst/>
+                    </a:prstGeom>
+                  </pic:spPr>
+                </pic:pic>
+              </a:graphicData>
+            </a:graphic>
+          </wp:inline>
+        </w:drawing>
+      </w:r>
+    </w:p>
+    <w:p>
+      <w:r>
+        <w:t>Live paint tool</w:t>
+      </w:r>
+      <w:r>
+        <w:t xml:space="preserve"> met aards kleur</w:t>
+      </w:r>
+      <w:r>
+        <w:t>enpalet</w:t>
       </w:r>
     </w:p>
     <w:sectPr>
